--- a/docs/security/Incident Response Runbook.docx
+++ b/docs/security/Incident Response Runbook.docx
@@ -610,15 +610,15 @@
         <w:tblLook w:val="04a0" w:noHBand="0" w:noVBand="1" w:firstColumn="1" w:lastRow="0" w:lastColumn="0" w:firstRow="1"/>
       </w:tblPr>
       <w:tblGrid>
-        <w:gridCol w:w="1700"/>
-        <w:gridCol w:w="4536"/>
+        <w:gridCol w:w="1699"/>
+        <w:gridCol w:w="4537"/>
         <w:gridCol w:w="2835"/>
       </w:tblGrid>
       <w:tr>
         <w:trPr/>
         <w:tc>
           <w:tcPr>
-            <w:tcW w:w="1700" w:type="dxa"/>
+            <w:tcW w:w="1699" w:type="dxa"/>
             <w:tcBorders>
               <w:top w:val="single" w:sz="4" w:space="0" w:color="E0E0E0"/>
               <w:left w:val="single" w:sz="4" w:space="0" w:color="E0E0E0"/>
@@ -630,7 +630,8 @@
           <w:p>
             <w:pPr>
               <w:pStyle w:val="Normal"/>
-              <w:widowControl/>
+              <w:widowControl w:val="false"/>
+              <w:suppressAutoHyphens w:val="true"/>
               <w:spacing w:lineRule="auto" w:line="240" w:before="0" w:after="0"/>
               <w:jc w:val="left"/>
               <w:rPr>
@@ -657,7 +658,7 @@
         </w:tc>
         <w:tc>
           <w:tcPr>
-            <w:tcW w:w="4536" w:type="dxa"/>
+            <w:tcW w:w="4537" w:type="dxa"/>
             <w:tcBorders>
               <w:top w:val="single" w:sz="4" w:space="0" w:color="E0E0E0"/>
               <w:left w:val="single" w:sz="4" w:space="0" w:color="E0E0E0"/>
@@ -669,7 +670,8 @@
           <w:p>
             <w:pPr>
               <w:pStyle w:val="Normal"/>
-              <w:widowControl/>
+              <w:widowControl w:val="false"/>
+              <w:suppressAutoHyphens w:val="true"/>
               <w:spacing w:lineRule="auto" w:line="240" w:before="0" w:after="0"/>
               <w:jc w:val="left"/>
               <w:rPr>
@@ -708,7 +710,8 @@
           <w:p>
             <w:pPr>
               <w:pStyle w:val="Normal"/>
-              <w:widowControl/>
+              <w:widowControl w:val="false"/>
+              <w:suppressAutoHyphens w:val="true"/>
               <w:spacing w:lineRule="auto" w:line="240" w:before="0" w:after="0"/>
               <w:jc w:val="left"/>
               <w:rPr>
@@ -738,7 +741,7 @@
         <w:trPr/>
         <w:tc>
           <w:tcPr>
-            <w:tcW w:w="1700" w:type="dxa"/>
+            <w:tcW w:w="1699" w:type="dxa"/>
             <w:tcBorders>
               <w:top w:val="single" w:sz="4" w:space="0" w:color="E0E0E0"/>
               <w:left w:val="single" w:sz="4" w:space="0" w:color="E0E0E0"/>
@@ -750,7 +753,8 @@
           <w:p>
             <w:pPr>
               <w:pStyle w:val="Normal"/>
-              <w:widowControl/>
+              <w:widowControl w:val="false"/>
+              <w:suppressAutoHyphens w:val="true"/>
               <w:spacing w:lineRule="auto" w:line="240" w:before="0" w:after="0"/>
               <w:jc w:val="left"/>
               <w:rPr>
@@ -777,7 +781,7 @@
         </w:tc>
         <w:tc>
           <w:tcPr>
-            <w:tcW w:w="4536" w:type="dxa"/>
+            <w:tcW w:w="4537" w:type="dxa"/>
             <w:tcBorders>
               <w:top w:val="single" w:sz="4" w:space="0" w:color="E0E0E0"/>
               <w:left w:val="single" w:sz="4" w:space="0" w:color="E0E0E0"/>
@@ -789,7 +793,8 @@
           <w:p>
             <w:pPr>
               <w:pStyle w:val="Normal"/>
-              <w:widowControl/>
+              <w:widowControl w:val="false"/>
+              <w:suppressAutoHyphens w:val="true"/>
               <w:spacing w:lineRule="auto" w:line="240" w:before="0" w:after="0"/>
               <w:jc w:val="left"/>
               <w:rPr>
@@ -828,7 +833,8 @@
           <w:p>
             <w:pPr>
               <w:pStyle w:val="Normal"/>
-              <w:widowControl/>
+              <w:widowControl w:val="false"/>
+              <w:suppressAutoHyphens w:val="true"/>
               <w:spacing w:lineRule="auto" w:line="240" w:before="0" w:after="0"/>
               <w:jc w:val="left"/>
               <w:rPr>
@@ -858,7 +864,7 @@
         <w:trPr/>
         <w:tc>
           <w:tcPr>
-            <w:tcW w:w="1700" w:type="dxa"/>
+            <w:tcW w:w="1699" w:type="dxa"/>
             <w:tcBorders>
               <w:top w:val="single" w:sz="4" w:space="0" w:color="E0E0E0"/>
               <w:left w:val="single" w:sz="4" w:space="0" w:color="E0E0E0"/>
@@ -870,7 +876,8 @@
           <w:p>
             <w:pPr>
               <w:pStyle w:val="Normal"/>
-              <w:widowControl/>
+              <w:widowControl w:val="false"/>
+              <w:suppressAutoHyphens w:val="true"/>
               <w:spacing w:lineRule="auto" w:line="240" w:before="0" w:after="0"/>
               <w:jc w:val="left"/>
               <w:rPr>
@@ -897,7 +904,7 @@
         </w:tc>
         <w:tc>
           <w:tcPr>
-            <w:tcW w:w="4536" w:type="dxa"/>
+            <w:tcW w:w="4537" w:type="dxa"/>
             <w:tcBorders>
               <w:top w:val="single" w:sz="4" w:space="0" w:color="E0E0E0"/>
               <w:left w:val="single" w:sz="4" w:space="0" w:color="E0E0E0"/>
@@ -909,7 +916,8 @@
           <w:p>
             <w:pPr>
               <w:pStyle w:val="Normal"/>
-              <w:widowControl/>
+              <w:widowControl w:val="false"/>
+              <w:suppressAutoHyphens w:val="true"/>
               <w:spacing w:lineRule="auto" w:line="240" w:before="0" w:after="0"/>
               <w:jc w:val="left"/>
               <w:rPr>
@@ -948,7 +956,8 @@
           <w:p>
             <w:pPr>
               <w:pStyle w:val="Normal"/>
-              <w:widowControl/>
+              <w:widowControl w:val="false"/>
+              <w:suppressAutoHyphens w:val="true"/>
               <w:spacing w:lineRule="auto" w:line="240" w:before="0" w:after="0"/>
               <w:jc w:val="left"/>
               <w:rPr>
@@ -978,7 +987,7 @@
         <w:trPr/>
         <w:tc>
           <w:tcPr>
-            <w:tcW w:w="1700" w:type="dxa"/>
+            <w:tcW w:w="1699" w:type="dxa"/>
             <w:tcBorders>
               <w:top w:val="single" w:sz="4" w:space="0" w:color="E0E0E0"/>
               <w:left w:val="single" w:sz="4" w:space="0" w:color="E0E0E0"/>
@@ -990,7 +999,8 @@
           <w:p>
             <w:pPr>
               <w:pStyle w:val="Normal"/>
-              <w:widowControl/>
+              <w:widowControl w:val="false"/>
+              <w:suppressAutoHyphens w:val="true"/>
               <w:spacing w:lineRule="auto" w:line="240" w:before="0" w:after="0"/>
               <w:jc w:val="left"/>
               <w:rPr>
@@ -1017,7 +1027,7 @@
         </w:tc>
         <w:tc>
           <w:tcPr>
-            <w:tcW w:w="4536" w:type="dxa"/>
+            <w:tcW w:w="4537" w:type="dxa"/>
             <w:tcBorders>
               <w:top w:val="single" w:sz="4" w:space="0" w:color="E0E0E0"/>
               <w:left w:val="single" w:sz="4" w:space="0" w:color="E0E0E0"/>
@@ -1029,7 +1039,8 @@
           <w:p>
             <w:pPr>
               <w:pStyle w:val="Normal"/>
-              <w:widowControl/>
+              <w:widowControl w:val="false"/>
+              <w:suppressAutoHyphens w:val="true"/>
               <w:spacing w:lineRule="auto" w:line="240" w:before="0" w:after="0"/>
               <w:jc w:val="left"/>
               <w:rPr>
@@ -1068,7 +1079,8 @@
           <w:p>
             <w:pPr>
               <w:pStyle w:val="Normal"/>
-              <w:widowControl/>
+              <w:widowControl w:val="false"/>
+              <w:suppressAutoHyphens w:val="true"/>
               <w:spacing w:lineRule="auto" w:line="240" w:before="0" w:after="0"/>
               <w:jc w:val="left"/>
               <w:rPr>
@@ -1127,8 +1139,8 @@
         <w:tblLook w:val="04a0" w:noHBand="0" w:noVBand="1" w:firstColumn="1" w:lastRow="0" w:lastColumn="0" w:firstRow="1"/>
       </w:tblPr>
       <w:tblGrid>
-        <w:gridCol w:w="1983"/>
-        <w:gridCol w:w="1701"/>
+        <w:gridCol w:w="1982"/>
+        <w:gridCol w:w="1702"/>
         <w:gridCol w:w="2269"/>
         <w:gridCol w:w="3117"/>
       </w:tblGrid>
@@ -1136,7 +1148,7 @@
         <w:trPr/>
         <w:tc>
           <w:tcPr>
-            <w:tcW w:w="1983" w:type="dxa"/>
+            <w:tcW w:w="1982" w:type="dxa"/>
             <w:tcBorders>
               <w:top w:val="single" w:sz="4" w:space="0" w:color="E0E0E0"/>
               <w:left w:val="single" w:sz="4" w:space="0" w:color="E0E0E0"/>
@@ -1148,7 +1160,8 @@
           <w:p>
             <w:pPr>
               <w:pStyle w:val="Normal"/>
-              <w:widowControl/>
+              <w:widowControl w:val="false"/>
+              <w:suppressAutoHyphens w:val="true"/>
               <w:spacing w:lineRule="auto" w:line="240" w:before="0" w:after="0"/>
               <w:jc w:val="left"/>
               <w:rPr>
@@ -1175,7 +1188,7 @@
         </w:tc>
         <w:tc>
           <w:tcPr>
-            <w:tcW w:w="1701" w:type="dxa"/>
+            <w:tcW w:w="1702" w:type="dxa"/>
             <w:tcBorders>
               <w:top w:val="single" w:sz="4" w:space="0" w:color="E0E0E0"/>
               <w:left w:val="single" w:sz="4" w:space="0" w:color="E0E0E0"/>
@@ -1187,7 +1200,8 @@
           <w:p>
             <w:pPr>
               <w:pStyle w:val="Normal"/>
-              <w:widowControl/>
+              <w:widowControl w:val="false"/>
+              <w:suppressAutoHyphens w:val="true"/>
               <w:spacing w:lineRule="auto" w:line="240" w:before="0" w:after="0"/>
               <w:jc w:val="left"/>
               <w:rPr>
@@ -1226,7 +1240,8 @@
           <w:p>
             <w:pPr>
               <w:pStyle w:val="Normal"/>
-              <w:widowControl/>
+              <w:widowControl w:val="false"/>
+              <w:suppressAutoHyphens w:val="true"/>
               <w:spacing w:lineRule="auto" w:line="240" w:before="0" w:after="0"/>
               <w:jc w:val="left"/>
               <w:rPr>
@@ -1265,7 +1280,8 @@
           <w:p>
             <w:pPr>
               <w:pStyle w:val="Normal"/>
-              <w:widowControl/>
+              <w:widowControl w:val="false"/>
+              <w:suppressAutoHyphens w:val="true"/>
               <w:spacing w:lineRule="auto" w:line="240" w:before="0" w:after="0"/>
               <w:jc w:val="left"/>
               <w:rPr>
@@ -1295,7 +1311,7 @@
         <w:trPr/>
         <w:tc>
           <w:tcPr>
-            <w:tcW w:w="1983" w:type="dxa"/>
+            <w:tcW w:w="1982" w:type="dxa"/>
             <w:tcBorders>
               <w:top w:val="single" w:sz="4" w:space="0" w:color="E0E0E0"/>
               <w:left w:val="single" w:sz="4" w:space="0" w:color="E0E0E0"/>
@@ -1307,7 +1323,8 @@
           <w:p>
             <w:pPr>
               <w:pStyle w:val="Normal"/>
-              <w:widowControl/>
+              <w:widowControl w:val="false"/>
+              <w:suppressAutoHyphens w:val="true"/>
               <w:spacing w:lineRule="auto" w:line="240" w:before="0" w:after="0"/>
               <w:jc w:val="left"/>
               <w:rPr>
@@ -1334,7 +1351,7 @@
         </w:tc>
         <w:tc>
           <w:tcPr>
-            <w:tcW w:w="1701" w:type="dxa"/>
+            <w:tcW w:w="1702" w:type="dxa"/>
             <w:tcBorders>
               <w:top w:val="single" w:sz="4" w:space="0" w:color="E0E0E0"/>
               <w:left w:val="single" w:sz="4" w:space="0" w:color="E0E0E0"/>
@@ -1346,7 +1363,8 @@
           <w:p>
             <w:pPr>
               <w:pStyle w:val="Normal"/>
-              <w:widowControl/>
+              <w:widowControl w:val="false"/>
+              <w:suppressAutoHyphens w:val="true"/>
               <w:spacing w:lineRule="auto" w:line="240" w:before="0" w:after="0"/>
               <w:jc w:val="left"/>
               <w:rPr>
@@ -1385,7 +1403,8 @@
           <w:p>
             <w:pPr>
               <w:pStyle w:val="Normal"/>
-              <w:widowControl/>
+              <w:widowControl w:val="false"/>
+              <w:suppressAutoHyphens w:val="true"/>
               <w:spacing w:lineRule="auto" w:line="240" w:before="0" w:after="0"/>
               <w:jc w:val="left"/>
               <w:rPr>
@@ -1424,7 +1443,8 @@
           <w:p>
             <w:pPr>
               <w:pStyle w:val="Normal"/>
-              <w:widowControl/>
+              <w:widowControl w:val="false"/>
+              <w:suppressAutoHyphens w:val="true"/>
               <w:spacing w:lineRule="auto" w:line="240" w:before="0" w:after="0"/>
               <w:jc w:val="left"/>
               <w:rPr>
@@ -1454,7 +1474,7 @@
         <w:trPr/>
         <w:tc>
           <w:tcPr>
-            <w:tcW w:w="1983" w:type="dxa"/>
+            <w:tcW w:w="1982" w:type="dxa"/>
             <w:tcBorders>
               <w:top w:val="single" w:sz="4" w:space="0" w:color="E0E0E0"/>
               <w:left w:val="single" w:sz="4" w:space="0" w:color="E0E0E0"/>
@@ -1466,7 +1486,8 @@
           <w:p>
             <w:pPr>
               <w:pStyle w:val="Normal"/>
-              <w:widowControl/>
+              <w:widowControl w:val="false"/>
+              <w:suppressAutoHyphens w:val="true"/>
               <w:spacing w:lineRule="auto" w:line="240" w:before="0" w:after="0"/>
               <w:jc w:val="left"/>
               <w:rPr>
@@ -1493,7 +1514,7 @@
         </w:tc>
         <w:tc>
           <w:tcPr>
-            <w:tcW w:w="1701" w:type="dxa"/>
+            <w:tcW w:w="1702" w:type="dxa"/>
             <w:tcBorders>
               <w:top w:val="single" w:sz="4" w:space="0" w:color="E0E0E0"/>
               <w:left w:val="single" w:sz="4" w:space="0" w:color="E0E0E0"/>
@@ -1505,7 +1526,8 @@
           <w:p>
             <w:pPr>
               <w:pStyle w:val="Normal"/>
-              <w:widowControl/>
+              <w:widowControl w:val="false"/>
+              <w:suppressAutoHyphens w:val="true"/>
               <w:spacing w:lineRule="auto" w:line="240" w:before="0" w:after="0"/>
               <w:jc w:val="left"/>
               <w:rPr>
@@ -1544,7 +1566,8 @@
           <w:p>
             <w:pPr>
               <w:pStyle w:val="Normal"/>
-              <w:widowControl/>
+              <w:widowControl w:val="false"/>
+              <w:suppressAutoHyphens w:val="true"/>
               <w:spacing w:lineRule="auto" w:line="240" w:before="0" w:after="0"/>
               <w:jc w:val="left"/>
               <w:rPr>
@@ -1583,7 +1606,8 @@
           <w:p>
             <w:pPr>
               <w:pStyle w:val="Normal"/>
-              <w:widowControl/>
+              <w:widowControl w:val="false"/>
+              <w:suppressAutoHyphens w:val="true"/>
               <w:spacing w:lineRule="auto" w:line="240" w:before="0" w:after="0"/>
               <w:jc w:val="left"/>
               <w:rPr>
@@ -1613,7 +1637,7 @@
         <w:trPr/>
         <w:tc>
           <w:tcPr>
-            <w:tcW w:w="1983" w:type="dxa"/>
+            <w:tcW w:w="1982" w:type="dxa"/>
             <w:tcBorders>
               <w:top w:val="single" w:sz="4" w:space="0" w:color="E0E0E0"/>
               <w:left w:val="single" w:sz="4" w:space="0" w:color="E0E0E0"/>
@@ -1625,7 +1649,8 @@
           <w:p>
             <w:pPr>
               <w:pStyle w:val="Normal"/>
-              <w:widowControl/>
+              <w:widowControl w:val="false"/>
+              <w:suppressAutoHyphens w:val="true"/>
               <w:spacing w:lineRule="auto" w:line="240" w:before="0" w:after="0"/>
               <w:jc w:val="left"/>
               <w:rPr>
@@ -1652,7 +1677,7 @@
         </w:tc>
         <w:tc>
           <w:tcPr>
-            <w:tcW w:w="1701" w:type="dxa"/>
+            <w:tcW w:w="1702" w:type="dxa"/>
             <w:tcBorders>
               <w:top w:val="single" w:sz="4" w:space="0" w:color="E0E0E0"/>
               <w:left w:val="single" w:sz="4" w:space="0" w:color="E0E0E0"/>
@@ -1664,7 +1689,8 @@
           <w:p>
             <w:pPr>
               <w:pStyle w:val="Normal"/>
-              <w:widowControl/>
+              <w:widowControl w:val="false"/>
+              <w:suppressAutoHyphens w:val="true"/>
               <w:spacing w:lineRule="auto" w:line="240" w:before="0" w:after="0"/>
               <w:jc w:val="left"/>
               <w:rPr>
@@ -1703,7 +1729,8 @@
           <w:p>
             <w:pPr>
               <w:pStyle w:val="Normal"/>
-              <w:widowControl/>
+              <w:widowControl w:val="false"/>
+              <w:suppressAutoHyphens w:val="true"/>
               <w:spacing w:lineRule="auto" w:line="240" w:before="0" w:after="0"/>
               <w:jc w:val="left"/>
               <w:rPr/>
@@ -1746,7 +1773,8 @@
           <w:p>
             <w:pPr>
               <w:pStyle w:val="Normal"/>
-              <w:widowControl/>
+              <w:widowControl w:val="false"/>
+              <w:suppressAutoHyphens w:val="true"/>
               <w:spacing w:lineRule="auto" w:line="240" w:before="0" w:after="0"/>
               <w:jc w:val="left"/>
               <w:rPr>
@@ -1776,7 +1804,7 @@
         <w:trPr/>
         <w:tc>
           <w:tcPr>
-            <w:tcW w:w="1983" w:type="dxa"/>
+            <w:tcW w:w="1982" w:type="dxa"/>
             <w:tcBorders>
               <w:top w:val="single" w:sz="4" w:space="0" w:color="E0E0E0"/>
               <w:left w:val="single" w:sz="4" w:space="0" w:color="E0E0E0"/>
@@ -1788,7 +1816,8 @@
           <w:p>
             <w:pPr>
               <w:pStyle w:val="Normal"/>
-              <w:widowControl/>
+              <w:widowControl w:val="false"/>
+              <w:suppressAutoHyphens w:val="true"/>
               <w:spacing w:lineRule="auto" w:line="240" w:before="0" w:after="0"/>
               <w:jc w:val="left"/>
               <w:rPr>
@@ -1815,7 +1844,7 @@
         </w:tc>
         <w:tc>
           <w:tcPr>
-            <w:tcW w:w="1701" w:type="dxa"/>
+            <w:tcW w:w="1702" w:type="dxa"/>
             <w:tcBorders>
               <w:top w:val="single" w:sz="4" w:space="0" w:color="E0E0E0"/>
               <w:left w:val="single" w:sz="4" w:space="0" w:color="E0E0E0"/>
@@ -1827,7 +1856,8 @@
           <w:p>
             <w:pPr>
               <w:pStyle w:val="Normal"/>
-              <w:widowControl/>
+              <w:widowControl w:val="false"/>
+              <w:suppressAutoHyphens w:val="true"/>
               <w:spacing w:lineRule="auto" w:line="240" w:before="0" w:after="0"/>
               <w:jc w:val="left"/>
               <w:rPr>
@@ -1866,7 +1896,8 @@
           <w:p>
             <w:pPr>
               <w:pStyle w:val="Normal"/>
-              <w:widowControl/>
+              <w:widowControl w:val="false"/>
+              <w:suppressAutoHyphens w:val="true"/>
               <w:spacing w:lineRule="auto" w:line="240" w:before="0" w:after="0"/>
               <w:jc w:val="left"/>
               <w:rPr>
@@ -1905,7 +1936,8 @@
           <w:p>
             <w:pPr>
               <w:pStyle w:val="Normal"/>
-              <w:widowControl/>
+              <w:widowControl w:val="false"/>
+              <w:suppressAutoHyphens w:val="true"/>
               <w:spacing w:lineRule="auto" w:line="240" w:before="0" w:after="0"/>
               <w:jc w:val="left"/>
               <w:rPr>
@@ -4486,14 +4518,14 @@
         <w:tblLook w:val="04a0" w:noHBand="0" w:noVBand="1" w:firstColumn="1" w:lastRow="0" w:lastColumn="0" w:firstRow="1"/>
       </w:tblPr>
       <w:tblGrid>
-        <w:gridCol w:w="2550"/>
-        <w:gridCol w:w="6520"/>
+        <w:gridCol w:w="2549"/>
+        <w:gridCol w:w="6521"/>
       </w:tblGrid>
       <w:tr>
         <w:trPr/>
         <w:tc>
           <w:tcPr>
-            <w:tcW w:w="2550" w:type="dxa"/>
+            <w:tcW w:w="2549" w:type="dxa"/>
             <w:tcBorders>
               <w:top w:val="single" w:sz="4" w:space="0" w:color="E0E0E0"/>
               <w:left w:val="single" w:sz="4" w:space="0" w:color="E0E0E0"/>
@@ -4505,7 +4537,8 @@
           <w:p>
             <w:pPr>
               <w:pStyle w:val="Normal"/>
-              <w:widowControl/>
+              <w:widowControl w:val="false"/>
+              <w:suppressAutoHyphens w:val="true"/>
               <w:spacing w:lineRule="auto" w:line="240" w:before="0" w:after="0"/>
               <w:jc w:val="left"/>
               <w:rPr>
@@ -4532,7 +4565,7 @@
         </w:tc>
         <w:tc>
           <w:tcPr>
-            <w:tcW w:w="6520" w:type="dxa"/>
+            <w:tcW w:w="6521" w:type="dxa"/>
             <w:tcBorders>
               <w:top w:val="single" w:sz="4" w:space="0" w:color="E0E0E0"/>
               <w:left w:val="single" w:sz="4" w:space="0" w:color="E0E0E0"/>
@@ -4544,7 +4577,8 @@
           <w:p>
             <w:pPr>
               <w:pStyle w:val="Normal"/>
-              <w:widowControl/>
+              <w:widowControl w:val="false"/>
+              <w:suppressAutoHyphens w:val="true"/>
               <w:spacing w:lineRule="auto" w:line="240" w:before="0" w:after="0"/>
               <w:jc w:val="left"/>
               <w:rPr>
@@ -4574,7 +4608,7 @@
         <w:trPr/>
         <w:tc>
           <w:tcPr>
-            <w:tcW w:w="2550" w:type="dxa"/>
+            <w:tcW w:w="2549" w:type="dxa"/>
             <w:tcBorders>
               <w:top w:val="single" w:sz="4" w:space="0" w:color="E0E0E0"/>
               <w:left w:val="single" w:sz="4" w:space="0" w:color="E0E0E0"/>
@@ -4586,7 +4620,8 @@
           <w:p>
             <w:pPr>
               <w:pStyle w:val="Normal"/>
-              <w:widowControl/>
+              <w:widowControl w:val="false"/>
+              <w:suppressAutoHyphens w:val="true"/>
               <w:spacing w:lineRule="auto" w:line="240" w:before="0" w:after="0"/>
               <w:jc w:val="left"/>
               <w:rPr>
@@ -4613,7 +4648,7 @@
         </w:tc>
         <w:tc>
           <w:tcPr>
-            <w:tcW w:w="6520" w:type="dxa"/>
+            <w:tcW w:w="6521" w:type="dxa"/>
             <w:tcBorders>
               <w:top w:val="single" w:sz="4" w:space="0" w:color="E0E0E0"/>
               <w:left w:val="single" w:sz="4" w:space="0" w:color="E0E0E0"/>
@@ -4625,7 +4660,8 @@
           <w:p>
             <w:pPr>
               <w:pStyle w:val="Normal"/>
-              <w:widowControl/>
+              <w:widowControl w:val="false"/>
+              <w:suppressAutoHyphens w:val="true"/>
               <w:spacing w:lineRule="auto" w:line="240" w:before="0" w:after="0"/>
               <w:jc w:val="left"/>
               <w:rPr>
@@ -4655,7 +4691,7 @@
         <w:trPr/>
         <w:tc>
           <w:tcPr>
-            <w:tcW w:w="2550" w:type="dxa"/>
+            <w:tcW w:w="2549" w:type="dxa"/>
             <w:tcBorders>
               <w:top w:val="single" w:sz="4" w:space="0" w:color="E0E0E0"/>
               <w:left w:val="single" w:sz="4" w:space="0" w:color="E0E0E0"/>
@@ -4667,7 +4703,8 @@
           <w:p>
             <w:pPr>
               <w:pStyle w:val="Normal"/>
-              <w:widowControl/>
+              <w:widowControl w:val="false"/>
+              <w:suppressAutoHyphens w:val="true"/>
               <w:spacing w:lineRule="auto" w:line="240" w:before="0" w:after="0"/>
               <w:jc w:val="left"/>
               <w:rPr>
@@ -4694,7 +4731,7 @@
         </w:tc>
         <w:tc>
           <w:tcPr>
-            <w:tcW w:w="6520" w:type="dxa"/>
+            <w:tcW w:w="6521" w:type="dxa"/>
             <w:tcBorders>
               <w:top w:val="single" w:sz="4" w:space="0" w:color="E0E0E0"/>
               <w:left w:val="single" w:sz="4" w:space="0" w:color="E0E0E0"/>
@@ -4706,7 +4743,8 @@
           <w:p>
             <w:pPr>
               <w:pStyle w:val="Normal"/>
-              <w:widowControl/>
+              <w:widowControl w:val="false"/>
+              <w:suppressAutoHyphens w:val="true"/>
               <w:spacing w:lineRule="auto" w:line="240" w:before="0" w:after="0"/>
               <w:jc w:val="left"/>
               <w:rPr>
@@ -4736,7 +4774,7 @@
         <w:trPr/>
         <w:tc>
           <w:tcPr>
-            <w:tcW w:w="2550" w:type="dxa"/>
+            <w:tcW w:w="2549" w:type="dxa"/>
             <w:tcBorders>
               <w:top w:val="single" w:sz="4" w:space="0" w:color="E0E0E0"/>
               <w:left w:val="single" w:sz="4" w:space="0" w:color="E0E0E0"/>
@@ -4748,7 +4786,8 @@
           <w:p>
             <w:pPr>
               <w:pStyle w:val="Normal"/>
-              <w:widowControl/>
+              <w:widowControl w:val="false"/>
+              <w:suppressAutoHyphens w:val="true"/>
               <w:spacing w:lineRule="auto" w:line="240" w:before="0" w:after="0"/>
               <w:jc w:val="left"/>
               <w:rPr>
@@ -4775,7 +4814,7 @@
         </w:tc>
         <w:tc>
           <w:tcPr>
-            <w:tcW w:w="6520" w:type="dxa"/>
+            <w:tcW w:w="6521" w:type="dxa"/>
             <w:tcBorders>
               <w:top w:val="single" w:sz="4" w:space="0" w:color="E0E0E0"/>
               <w:left w:val="single" w:sz="4" w:space="0" w:color="E0E0E0"/>
@@ -4787,7 +4826,8 @@
           <w:p>
             <w:pPr>
               <w:pStyle w:val="Normal"/>
-              <w:widowControl/>
+              <w:widowControl w:val="false"/>
+              <w:suppressAutoHyphens w:val="true"/>
               <w:spacing w:lineRule="auto" w:line="240" w:before="0" w:after="0"/>
               <w:jc w:val="left"/>
               <w:rPr>
@@ -4817,7 +4857,7 @@
         <w:trPr/>
         <w:tc>
           <w:tcPr>
-            <w:tcW w:w="2550" w:type="dxa"/>
+            <w:tcW w:w="2549" w:type="dxa"/>
             <w:tcBorders>
               <w:top w:val="single" w:sz="4" w:space="0" w:color="E0E0E0"/>
               <w:left w:val="single" w:sz="4" w:space="0" w:color="E0E0E0"/>
@@ -4829,7 +4869,8 @@
           <w:p>
             <w:pPr>
               <w:pStyle w:val="Normal"/>
-              <w:widowControl/>
+              <w:widowControl w:val="false"/>
+              <w:suppressAutoHyphens w:val="true"/>
               <w:spacing w:lineRule="auto" w:line="240" w:before="0" w:after="0"/>
               <w:jc w:val="left"/>
               <w:rPr>
@@ -4856,7 +4897,7 @@
         </w:tc>
         <w:tc>
           <w:tcPr>
-            <w:tcW w:w="6520" w:type="dxa"/>
+            <w:tcW w:w="6521" w:type="dxa"/>
             <w:tcBorders>
               <w:top w:val="single" w:sz="4" w:space="0" w:color="E0E0E0"/>
               <w:left w:val="single" w:sz="4" w:space="0" w:color="E0E0E0"/>
@@ -4868,7 +4909,8 @@
           <w:p>
             <w:pPr>
               <w:pStyle w:val="Normal"/>
-              <w:widowControl/>
+              <w:widowControl w:val="false"/>
+              <w:suppressAutoHyphens w:val="true"/>
               <w:spacing w:lineRule="auto" w:line="240" w:before="0" w:after="0"/>
               <w:jc w:val="left"/>
               <w:rPr>
@@ -4898,7 +4940,7 @@
         <w:trPr/>
         <w:tc>
           <w:tcPr>
-            <w:tcW w:w="2550" w:type="dxa"/>
+            <w:tcW w:w="2549" w:type="dxa"/>
             <w:tcBorders>
               <w:top w:val="single" w:sz="4" w:space="0" w:color="E0E0E0"/>
               <w:left w:val="single" w:sz="4" w:space="0" w:color="E0E0E0"/>
@@ -4910,7 +4952,8 @@
           <w:p>
             <w:pPr>
               <w:pStyle w:val="Normal"/>
-              <w:widowControl/>
+              <w:widowControl w:val="false"/>
+              <w:suppressAutoHyphens w:val="true"/>
               <w:spacing w:lineRule="auto" w:line="240" w:before="0" w:after="0"/>
               <w:jc w:val="left"/>
               <w:rPr>
@@ -4937,7 +4980,7 @@
         </w:tc>
         <w:tc>
           <w:tcPr>
-            <w:tcW w:w="6520" w:type="dxa"/>
+            <w:tcW w:w="6521" w:type="dxa"/>
             <w:tcBorders>
               <w:top w:val="single" w:sz="4" w:space="0" w:color="E0E0E0"/>
               <w:left w:val="single" w:sz="4" w:space="0" w:color="E0E0E0"/>
@@ -4949,7 +4992,8 @@
           <w:p>
             <w:pPr>
               <w:pStyle w:val="Normal"/>
-              <w:widowControl/>
+              <w:widowControl w:val="false"/>
+              <w:suppressAutoHyphens w:val="true"/>
               <w:spacing w:lineRule="auto" w:line="240" w:before="0" w:after="0"/>
               <w:jc w:val="left"/>
               <w:rPr>
@@ -4979,7 +5023,7 @@
         <w:trPr/>
         <w:tc>
           <w:tcPr>
-            <w:tcW w:w="2550" w:type="dxa"/>
+            <w:tcW w:w="2549" w:type="dxa"/>
             <w:tcBorders>
               <w:top w:val="single" w:sz="4" w:space="0" w:color="E0E0E0"/>
               <w:left w:val="single" w:sz="4" w:space="0" w:color="E0E0E0"/>
@@ -4991,7 +5035,8 @@
           <w:p>
             <w:pPr>
               <w:pStyle w:val="Normal"/>
-              <w:widowControl/>
+              <w:widowControl w:val="false"/>
+              <w:suppressAutoHyphens w:val="true"/>
               <w:spacing w:lineRule="auto" w:line="240" w:before="0" w:after="0"/>
               <w:jc w:val="left"/>
               <w:rPr>
@@ -5018,7 +5063,7 @@
         </w:tc>
         <w:tc>
           <w:tcPr>
-            <w:tcW w:w="6520" w:type="dxa"/>
+            <w:tcW w:w="6521" w:type="dxa"/>
             <w:tcBorders>
               <w:top w:val="single" w:sz="4" w:space="0" w:color="E0E0E0"/>
               <w:left w:val="single" w:sz="4" w:space="0" w:color="E0E0E0"/>
@@ -5030,7 +5075,8 @@
           <w:p>
             <w:pPr>
               <w:pStyle w:val="Normal"/>
-              <w:widowControl/>
+              <w:widowControl w:val="false"/>
+              <w:suppressAutoHyphens w:val="true"/>
               <w:spacing w:lineRule="auto" w:line="240" w:before="0" w:after="0"/>
               <w:jc w:val="left"/>
               <w:rPr>
@@ -5060,7 +5106,7 @@
         <w:trPr/>
         <w:tc>
           <w:tcPr>
-            <w:tcW w:w="2550" w:type="dxa"/>
+            <w:tcW w:w="2549" w:type="dxa"/>
             <w:tcBorders>
               <w:top w:val="single" w:sz="4" w:space="0" w:color="E0E0E0"/>
               <w:left w:val="single" w:sz="4" w:space="0" w:color="E0E0E0"/>
@@ -5072,7 +5118,8 @@
           <w:p>
             <w:pPr>
               <w:pStyle w:val="Normal"/>
-              <w:widowControl/>
+              <w:widowControl w:val="false"/>
+              <w:suppressAutoHyphens w:val="true"/>
               <w:spacing w:lineRule="auto" w:line="240" w:before="0" w:after="0"/>
               <w:jc w:val="left"/>
               <w:rPr>
@@ -5099,7 +5146,7 @@
         </w:tc>
         <w:tc>
           <w:tcPr>
-            <w:tcW w:w="6520" w:type="dxa"/>
+            <w:tcW w:w="6521" w:type="dxa"/>
             <w:tcBorders>
               <w:top w:val="single" w:sz="4" w:space="0" w:color="E0E0E0"/>
               <w:left w:val="single" w:sz="4" w:space="0" w:color="E0E0E0"/>
@@ -5111,7 +5158,8 @@
           <w:p>
             <w:pPr>
               <w:pStyle w:val="Normal"/>
-              <w:widowControl/>
+              <w:widowControl w:val="false"/>
+              <w:suppressAutoHyphens w:val="true"/>
               <w:spacing w:lineRule="auto" w:line="240" w:before="0" w:after="0"/>
               <w:jc w:val="left"/>
               <w:rPr>
@@ -5141,7 +5189,7 @@
         <w:trPr/>
         <w:tc>
           <w:tcPr>
-            <w:tcW w:w="2550" w:type="dxa"/>
+            <w:tcW w:w="2549" w:type="dxa"/>
             <w:tcBorders>
               <w:top w:val="single" w:sz="4" w:space="0" w:color="E0E0E0"/>
               <w:left w:val="single" w:sz="4" w:space="0" w:color="E0E0E0"/>
@@ -5153,7 +5201,8 @@
           <w:p>
             <w:pPr>
               <w:pStyle w:val="Normal"/>
-              <w:widowControl/>
+              <w:widowControl w:val="false"/>
+              <w:suppressAutoHyphens w:val="true"/>
               <w:spacing w:lineRule="auto" w:line="240" w:before="0" w:after="0"/>
               <w:jc w:val="left"/>
               <w:rPr>
@@ -5180,7 +5229,7 @@
         </w:tc>
         <w:tc>
           <w:tcPr>
-            <w:tcW w:w="6520" w:type="dxa"/>
+            <w:tcW w:w="6521" w:type="dxa"/>
             <w:tcBorders>
               <w:top w:val="single" w:sz="4" w:space="0" w:color="E0E0E0"/>
               <w:left w:val="single" w:sz="4" w:space="0" w:color="E0E0E0"/>
@@ -5192,7 +5241,8 @@
           <w:p>
             <w:pPr>
               <w:pStyle w:val="Normal"/>
-              <w:widowControl/>
+              <w:widowControl w:val="false"/>
+              <w:suppressAutoHyphens w:val="true"/>
               <w:spacing w:lineRule="auto" w:line="240" w:before="0" w:after="0"/>
               <w:jc w:val="left"/>
               <w:rPr>
@@ -5222,7 +5272,7 @@
         <w:trPr/>
         <w:tc>
           <w:tcPr>
-            <w:tcW w:w="2550" w:type="dxa"/>
+            <w:tcW w:w="2549" w:type="dxa"/>
             <w:tcBorders>
               <w:top w:val="single" w:sz="4" w:space="0" w:color="E0E0E0"/>
               <w:left w:val="single" w:sz="4" w:space="0" w:color="E0E0E0"/>
@@ -5234,7 +5284,8 @@
           <w:p>
             <w:pPr>
               <w:pStyle w:val="Normal"/>
-              <w:widowControl/>
+              <w:widowControl w:val="false"/>
+              <w:suppressAutoHyphens w:val="true"/>
               <w:spacing w:lineRule="auto" w:line="240" w:before="0" w:after="0"/>
               <w:jc w:val="left"/>
               <w:rPr>
@@ -5261,7 +5312,7 @@
         </w:tc>
         <w:tc>
           <w:tcPr>
-            <w:tcW w:w="6520" w:type="dxa"/>
+            <w:tcW w:w="6521" w:type="dxa"/>
             <w:tcBorders>
               <w:top w:val="single" w:sz="4" w:space="0" w:color="E0E0E0"/>
               <w:left w:val="single" w:sz="4" w:space="0" w:color="E0E0E0"/>
@@ -5273,7 +5324,8 @@
           <w:p>
             <w:pPr>
               <w:pStyle w:val="Normal"/>
-              <w:widowControl/>
+              <w:widowControl w:val="false"/>
+              <w:suppressAutoHyphens w:val="true"/>
               <w:spacing w:lineRule="auto" w:line="240" w:before="0" w:after="0"/>
               <w:jc w:val="left"/>
               <w:rPr>
@@ -5303,7 +5355,7 @@
         <w:trPr/>
         <w:tc>
           <w:tcPr>
-            <w:tcW w:w="2550" w:type="dxa"/>
+            <w:tcW w:w="2549" w:type="dxa"/>
             <w:tcBorders>
               <w:top w:val="single" w:sz="4" w:space="0" w:color="E0E0E0"/>
               <w:left w:val="single" w:sz="4" w:space="0" w:color="E0E0E0"/>
@@ -5315,7 +5367,8 @@
           <w:p>
             <w:pPr>
               <w:pStyle w:val="Normal"/>
-              <w:widowControl/>
+              <w:widowControl w:val="false"/>
+              <w:suppressAutoHyphens w:val="true"/>
               <w:spacing w:lineRule="auto" w:line="240" w:before="0" w:after="0"/>
               <w:jc w:val="left"/>
               <w:rPr>
@@ -5342,7 +5395,7 @@
         </w:tc>
         <w:tc>
           <w:tcPr>
-            <w:tcW w:w="6520" w:type="dxa"/>
+            <w:tcW w:w="6521" w:type="dxa"/>
             <w:tcBorders>
               <w:top w:val="single" w:sz="4" w:space="0" w:color="E0E0E0"/>
               <w:left w:val="single" w:sz="4" w:space="0" w:color="E0E0E0"/>
@@ -5354,7 +5407,8 @@
           <w:p>
             <w:pPr>
               <w:pStyle w:val="Normal"/>
-              <w:widowControl/>
+              <w:widowControl w:val="false"/>
+              <w:suppressAutoHyphens w:val="true"/>
               <w:spacing w:lineRule="auto" w:line="240" w:before="0" w:after="0"/>
               <w:jc w:val="left"/>
               <w:rPr>
@@ -5384,7 +5438,7 @@
         <w:trPr/>
         <w:tc>
           <w:tcPr>
-            <w:tcW w:w="2550" w:type="dxa"/>
+            <w:tcW w:w="2549" w:type="dxa"/>
             <w:tcBorders>
               <w:top w:val="single" w:sz="4" w:space="0" w:color="E0E0E0"/>
               <w:left w:val="single" w:sz="4" w:space="0" w:color="E0E0E0"/>
@@ -5396,7 +5450,8 @@
           <w:p>
             <w:pPr>
               <w:pStyle w:val="Normal"/>
-              <w:widowControl/>
+              <w:widowControl w:val="false"/>
+              <w:suppressAutoHyphens w:val="true"/>
               <w:spacing w:lineRule="auto" w:line="240" w:before="0" w:after="0"/>
               <w:jc w:val="left"/>
               <w:rPr>
@@ -5423,7 +5478,7 @@
         </w:tc>
         <w:tc>
           <w:tcPr>
-            <w:tcW w:w="6520" w:type="dxa"/>
+            <w:tcW w:w="6521" w:type="dxa"/>
             <w:tcBorders>
               <w:top w:val="single" w:sz="4" w:space="0" w:color="E0E0E0"/>
               <w:left w:val="single" w:sz="4" w:space="0" w:color="E0E0E0"/>
@@ -5435,7 +5490,8 @@
           <w:p>
             <w:pPr>
               <w:pStyle w:val="Normal"/>
-              <w:widowControl/>
+              <w:widowControl w:val="false"/>
+              <w:suppressAutoHyphens w:val="true"/>
               <w:spacing w:lineRule="auto" w:line="240" w:before="0" w:after="0"/>
               <w:jc w:val="left"/>
               <w:rPr>
@@ -5465,7 +5521,7 @@
         <w:trPr/>
         <w:tc>
           <w:tcPr>
-            <w:tcW w:w="2550" w:type="dxa"/>
+            <w:tcW w:w="2549" w:type="dxa"/>
             <w:tcBorders>
               <w:top w:val="single" w:sz="4" w:space="0" w:color="E0E0E0"/>
               <w:left w:val="single" w:sz="4" w:space="0" w:color="E0E0E0"/>
@@ -5477,7 +5533,8 @@
           <w:p>
             <w:pPr>
               <w:pStyle w:val="Normal"/>
-              <w:widowControl/>
+              <w:widowControl w:val="false"/>
+              <w:suppressAutoHyphens w:val="true"/>
               <w:spacing w:lineRule="auto" w:line="240" w:before="0" w:after="0"/>
               <w:jc w:val="left"/>
               <w:rPr>
@@ -5504,7 +5561,7 @@
         </w:tc>
         <w:tc>
           <w:tcPr>
-            <w:tcW w:w="6520" w:type="dxa"/>
+            <w:tcW w:w="6521" w:type="dxa"/>
             <w:tcBorders>
               <w:top w:val="single" w:sz="4" w:space="0" w:color="E0E0E0"/>
               <w:left w:val="single" w:sz="4" w:space="0" w:color="E0E0E0"/>
@@ -5516,7 +5573,8 @@
           <w:p>
             <w:pPr>
               <w:pStyle w:val="Normal"/>
-              <w:widowControl/>
+              <w:widowControl w:val="false"/>
+              <w:suppressAutoHyphens w:val="true"/>
               <w:spacing w:lineRule="auto" w:line="240" w:before="0" w:after="0"/>
               <w:jc w:val="left"/>
               <w:rPr>
@@ -5546,7 +5604,7 @@
         <w:trPr/>
         <w:tc>
           <w:tcPr>
-            <w:tcW w:w="2550" w:type="dxa"/>
+            <w:tcW w:w="2549" w:type="dxa"/>
             <w:tcBorders>
               <w:top w:val="single" w:sz="4" w:space="0" w:color="E0E0E0"/>
               <w:left w:val="single" w:sz="4" w:space="0" w:color="E0E0E0"/>
@@ -5558,7 +5616,8 @@
           <w:p>
             <w:pPr>
               <w:pStyle w:val="Normal"/>
-              <w:widowControl/>
+              <w:widowControl w:val="false"/>
+              <w:suppressAutoHyphens w:val="true"/>
               <w:spacing w:lineRule="auto" w:line="240" w:before="0" w:after="0"/>
               <w:jc w:val="left"/>
               <w:rPr>
@@ -5585,7 +5644,7 @@
         </w:tc>
         <w:tc>
           <w:tcPr>
-            <w:tcW w:w="6520" w:type="dxa"/>
+            <w:tcW w:w="6521" w:type="dxa"/>
             <w:tcBorders>
               <w:top w:val="single" w:sz="4" w:space="0" w:color="E0E0E0"/>
               <w:left w:val="single" w:sz="4" w:space="0" w:color="E0E0E0"/>
@@ -5597,7 +5656,8 @@
           <w:p>
             <w:pPr>
               <w:pStyle w:val="Normal"/>
-              <w:widowControl/>
+              <w:widowControl w:val="false"/>
+              <w:suppressAutoHyphens w:val="true"/>
               <w:spacing w:lineRule="auto" w:line="240" w:before="0" w:after="0"/>
               <w:jc w:val="left"/>
               <w:rPr>
@@ -5627,7 +5687,7 @@
         <w:trPr/>
         <w:tc>
           <w:tcPr>
-            <w:tcW w:w="2550" w:type="dxa"/>
+            <w:tcW w:w="2549" w:type="dxa"/>
             <w:tcBorders>
               <w:top w:val="single" w:sz="4" w:space="0" w:color="E0E0E0"/>
               <w:left w:val="single" w:sz="4" w:space="0" w:color="E0E0E0"/>
@@ -5639,7 +5699,8 @@
           <w:p>
             <w:pPr>
               <w:pStyle w:val="Normal"/>
-              <w:widowControl/>
+              <w:widowControl w:val="false"/>
+              <w:suppressAutoHyphens w:val="true"/>
               <w:spacing w:lineRule="auto" w:line="240" w:before="0" w:after="0"/>
               <w:jc w:val="left"/>
               <w:rPr>
@@ -5666,7 +5727,7 @@
         </w:tc>
         <w:tc>
           <w:tcPr>
-            <w:tcW w:w="6520" w:type="dxa"/>
+            <w:tcW w:w="6521" w:type="dxa"/>
             <w:tcBorders>
               <w:top w:val="single" w:sz="4" w:space="0" w:color="E0E0E0"/>
               <w:left w:val="single" w:sz="4" w:space="0" w:color="E0E0E0"/>
@@ -5678,7 +5739,8 @@
           <w:p>
             <w:pPr>
               <w:pStyle w:val="Normal"/>
-              <w:widowControl/>
+              <w:widowControl w:val="false"/>
+              <w:suppressAutoHyphens w:val="true"/>
               <w:spacing w:lineRule="auto" w:line="240" w:before="0" w:after="0"/>
               <w:jc w:val="left"/>
               <w:rPr>
@@ -5708,7 +5770,7 @@
         <w:trPr/>
         <w:tc>
           <w:tcPr>
-            <w:tcW w:w="2550" w:type="dxa"/>
+            <w:tcW w:w="2549" w:type="dxa"/>
             <w:tcBorders>
               <w:top w:val="single" w:sz="4" w:space="0" w:color="E0E0E0"/>
               <w:left w:val="single" w:sz="4" w:space="0" w:color="E0E0E0"/>
@@ -5720,7 +5782,8 @@
           <w:p>
             <w:pPr>
               <w:pStyle w:val="Normal"/>
-              <w:widowControl/>
+              <w:widowControl w:val="false"/>
+              <w:suppressAutoHyphens w:val="true"/>
               <w:spacing w:lineRule="auto" w:line="240" w:before="0" w:after="0"/>
               <w:jc w:val="left"/>
               <w:rPr>
@@ -5747,7 +5810,7 @@
         </w:tc>
         <w:tc>
           <w:tcPr>
-            <w:tcW w:w="6520" w:type="dxa"/>
+            <w:tcW w:w="6521" w:type="dxa"/>
             <w:tcBorders>
               <w:top w:val="single" w:sz="4" w:space="0" w:color="E0E0E0"/>
               <w:left w:val="single" w:sz="4" w:space="0" w:color="E0E0E0"/>
@@ -5759,7 +5822,8 @@
           <w:p>
             <w:pPr>
               <w:pStyle w:val="Normal"/>
-              <w:widowControl/>
+              <w:widowControl w:val="false"/>
+              <w:suppressAutoHyphens w:val="true"/>
               <w:spacing w:lineRule="auto" w:line="240" w:before="0" w:after="0"/>
               <w:jc w:val="left"/>
               <w:rPr>
@@ -5885,718 +5949,23 @@
         <w:pStyle w:val="Normal"/>
         <w:spacing w:before="40" w:after="40"/>
         <w:ind w:left="0" w:hanging="0"/>
-        <w:rPr/>
-      </w:pPr>
-      <w:r>
-        <w:rPr>
-          <w:b w:val="false"/>
-          <w:i w:val="false"/>
-          <w:color w:val="1E1E1E"/>
-          <w:sz w:val="20"/>
-        </w:rPr>
-        <w:t>Next scheduled review: July 27, 2026.</w:t>
-      </w:r>
-    </w:p>
-    <w:p>
-      <w:pPr>
-        <w:pStyle w:val="Normal"/>
-        <w:spacing w:before="280" w:after="80"/>
-        <w:rPr/>
-      </w:pPr>
-      <w:r>
-        <w:rPr>
-          <w:b/>
-          <w:i w:val="false"/>
-          <w:color w:val="0052CC"/>
-          <w:sz w:val="18"/>
-        </w:rPr>
-        <w:t>9. DOCUMENT CHANGE LOG</w:t>
-      </w:r>
-    </w:p>
-    <w:tbl>
-      <w:tblPr>
-        <w:tblStyle w:val="TableGrid"/>
-        <w:tblW w:w="9744" w:type="dxa"/>
-        <w:jc w:val="left"/>
-        <w:tblInd w:w="0" w:type="dxa"/>
-        <w:tblLayout w:type="fixed"/>
-        <w:tblCellMar>
-          <w:top w:w="0" w:type="dxa"/>
-          <w:left w:w="108" w:type="dxa"/>
-          <w:bottom w:w="0" w:type="dxa"/>
-          <w:right w:w="108" w:type="dxa"/>
-        </w:tblCellMar>
-        <w:tblLook w:val="04a0" w:noHBand="0" w:noVBand="1" w:firstColumn="1" w:lastRow="0" w:lastColumn="0" w:firstRow="1"/>
-      </w:tblPr>
-      <w:tblGrid>
-        <w:gridCol w:w="2436"/>
-        <w:gridCol w:w="2436"/>
-        <w:gridCol w:w="2436"/>
-        <w:gridCol w:w="2435"/>
-      </w:tblGrid>
-      <w:tr>
-        <w:trPr/>
-        <w:tc>
-          <w:tcPr>
-            <w:tcW w:w="2436" w:type="dxa"/>
-            <w:tcBorders>
-              <w:top w:val="single" w:sz="4" w:space="0" w:color="E0E0E0"/>
-              <w:left w:val="single" w:sz="4" w:space="0" w:color="E0E0E0"/>
-              <w:bottom w:val="single" w:sz="4" w:space="0" w:color="E0E0E0"/>
-              <w:right w:val="single" w:sz="4" w:space="0" w:color="E0E0E0"/>
-            </w:tcBorders>
-            <w:shd w:color="auto" w:fill="1A1A2E" w:val="clear"/>
-          </w:tcPr>
-          <w:p>
-            <w:pPr>
-              <w:pStyle w:val="Normal"/>
-              <w:widowControl/>
-              <w:spacing w:lineRule="auto" w:line="240" w:before="0" w:after="0"/>
-              <w:jc w:val="left"/>
-              <w:rPr>
-                <w:rFonts w:ascii="Cambria" w:hAnsi="Cambria" w:eastAsia="ＭＳ 明朝" w:cs=""/>
-                <w:kern w:val="0"/>
-                <w:szCs w:val="22"/>
-                <w:lang w:val="en-US" w:eastAsia="en-US" w:bidi="ar-SA"/>
-              </w:rPr>
-            </w:pPr>
-            <w:r>
-              <w:rPr>
-                <w:rFonts w:eastAsia="ＭＳ 明朝" w:cs=""/>
-                <w:b/>
-                <w:i w:val="false"/>
-                <w:color w:val="FFFFFF"/>
-                <w:kern w:val="0"/>
-                <w:sz w:val="18"/>
-                <w:szCs w:val="22"/>
-                <w:lang w:val="en-US" w:eastAsia="en-US" w:bidi="ar-SA"/>
-              </w:rPr>
-              <w:t>Version</w:t>
-            </w:r>
-          </w:p>
-        </w:tc>
-        <w:tc>
-          <w:tcPr>
-            <w:tcW w:w="2436" w:type="dxa"/>
-            <w:tcBorders>
-              <w:top w:val="single" w:sz="4" w:space="0" w:color="E0E0E0"/>
-              <w:left w:val="single" w:sz="4" w:space="0" w:color="E0E0E0"/>
-              <w:bottom w:val="single" w:sz="4" w:space="0" w:color="E0E0E0"/>
-              <w:right w:val="single" w:sz="4" w:space="0" w:color="E0E0E0"/>
-            </w:tcBorders>
-            <w:shd w:color="auto" w:fill="1A1A2E" w:val="clear"/>
-          </w:tcPr>
-          <w:p>
-            <w:pPr>
-              <w:pStyle w:val="Normal"/>
-              <w:widowControl/>
-              <w:spacing w:lineRule="auto" w:line="240" w:before="0" w:after="0"/>
-              <w:jc w:val="left"/>
-              <w:rPr>
-                <w:rFonts w:ascii="Cambria" w:hAnsi="Cambria" w:eastAsia="ＭＳ 明朝" w:cs=""/>
-                <w:kern w:val="0"/>
-                <w:szCs w:val="22"/>
-                <w:lang w:val="en-US" w:eastAsia="en-US" w:bidi="ar-SA"/>
-              </w:rPr>
-            </w:pPr>
-            <w:r>
-              <w:rPr>
-                <w:rFonts w:eastAsia="ＭＳ 明朝" w:cs=""/>
-                <w:b/>
-                <w:i w:val="false"/>
-                <w:color w:val="FFFFFF"/>
-                <w:kern w:val="0"/>
-                <w:sz w:val="18"/>
-                <w:szCs w:val="22"/>
-                <w:lang w:val="en-US" w:eastAsia="en-US" w:bidi="ar-SA"/>
-              </w:rPr>
-              <w:t>Date</w:t>
-            </w:r>
-          </w:p>
-        </w:tc>
-        <w:tc>
-          <w:tcPr>
-            <w:tcW w:w="2436" w:type="dxa"/>
-            <w:tcBorders>
-              <w:top w:val="single" w:sz="4" w:space="0" w:color="E0E0E0"/>
-              <w:left w:val="single" w:sz="4" w:space="0" w:color="E0E0E0"/>
-              <w:bottom w:val="single" w:sz="4" w:space="0" w:color="E0E0E0"/>
-              <w:right w:val="single" w:sz="4" w:space="0" w:color="E0E0E0"/>
-            </w:tcBorders>
-            <w:shd w:color="auto" w:fill="1A1A2E" w:val="clear"/>
-          </w:tcPr>
-          <w:p>
-            <w:pPr>
-              <w:pStyle w:val="Normal"/>
-              <w:widowControl/>
-              <w:spacing w:lineRule="auto" w:line="240" w:before="0" w:after="0"/>
-              <w:jc w:val="left"/>
-              <w:rPr>
-                <w:rFonts w:ascii="Cambria" w:hAnsi="Cambria" w:eastAsia="ＭＳ 明朝" w:cs=""/>
-                <w:kern w:val="0"/>
-                <w:szCs w:val="22"/>
-                <w:lang w:val="en-US" w:eastAsia="en-US" w:bidi="ar-SA"/>
-              </w:rPr>
-            </w:pPr>
-            <w:r>
-              <w:rPr>
-                <w:rFonts w:eastAsia="ＭＳ 明朝" w:cs=""/>
-                <w:b/>
-                <w:i w:val="false"/>
-                <w:color w:val="FFFFFF"/>
-                <w:kern w:val="0"/>
-                <w:sz w:val="18"/>
-                <w:szCs w:val="22"/>
-                <w:lang w:val="en-US" w:eastAsia="en-US" w:bidi="ar-SA"/>
-              </w:rPr>
-              <w:t>Author</w:t>
-            </w:r>
-          </w:p>
-        </w:tc>
-        <w:tc>
-          <w:tcPr>
-            <w:tcW w:w="2435" w:type="dxa"/>
-            <w:tcBorders>
-              <w:top w:val="single" w:sz="4" w:space="0" w:color="E0E0E0"/>
-              <w:left w:val="single" w:sz="4" w:space="0" w:color="E0E0E0"/>
-              <w:bottom w:val="single" w:sz="4" w:space="0" w:color="E0E0E0"/>
-              <w:right w:val="single" w:sz="4" w:space="0" w:color="E0E0E0"/>
-            </w:tcBorders>
-            <w:shd w:color="auto" w:fill="1A1A2E" w:val="clear"/>
-          </w:tcPr>
-          <w:p>
-            <w:pPr>
-              <w:pStyle w:val="Normal"/>
-              <w:widowControl/>
-              <w:spacing w:lineRule="auto" w:line="240" w:before="0" w:after="0"/>
-              <w:jc w:val="left"/>
-              <w:rPr>
-                <w:rFonts w:ascii="Cambria" w:hAnsi="Cambria" w:eastAsia="ＭＳ 明朝" w:cs=""/>
-                <w:kern w:val="0"/>
-                <w:szCs w:val="22"/>
-                <w:lang w:val="en-US" w:eastAsia="en-US" w:bidi="ar-SA"/>
-              </w:rPr>
-            </w:pPr>
-            <w:r>
-              <w:rPr>
-                <w:rFonts w:eastAsia="ＭＳ 明朝" w:cs=""/>
-                <w:b/>
-                <w:i w:val="false"/>
-                <w:color w:val="FFFFFF"/>
-                <w:kern w:val="0"/>
-                <w:sz w:val="18"/>
-                <w:szCs w:val="22"/>
-                <w:lang w:val="en-US" w:eastAsia="en-US" w:bidi="ar-SA"/>
-              </w:rPr>
-              <w:t>Changes</w:t>
-            </w:r>
-          </w:p>
-        </w:tc>
-      </w:tr>
-      <w:tr>
-        <w:trPr/>
-        <w:tc>
-          <w:tcPr>
-            <w:tcW w:w="2436" w:type="dxa"/>
-            <w:tcBorders>
-              <w:top w:val="single" w:sz="4" w:space="0" w:color="E0E0E0"/>
-              <w:left w:val="single" w:sz="4" w:space="0" w:color="E0E0E0"/>
-              <w:bottom w:val="single" w:sz="4" w:space="0" w:color="E0E0E0"/>
-              <w:right w:val="single" w:sz="4" w:space="0" w:color="E0E0E0"/>
-            </w:tcBorders>
-            <w:shd w:color="auto" w:fill="FFFFFF" w:val="clear"/>
-          </w:tcPr>
-          <w:p>
-            <w:pPr>
-              <w:pStyle w:val="Normal"/>
-              <w:widowControl/>
-              <w:spacing w:lineRule="auto" w:line="240" w:before="0" w:after="0"/>
-              <w:jc w:val="left"/>
-              <w:rPr>
-                <w:rFonts w:ascii="Cambria" w:hAnsi="Cambria" w:eastAsia="ＭＳ 明朝" w:cs=""/>
-                <w:kern w:val="0"/>
-                <w:szCs w:val="22"/>
-                <w:lang w:val="en-US" w:eastAsia="en-US" w:bidi="ar-SA"/>
-              </w:rPr>
-            </w:pPr>
-            <w:r>
-              <w:rPr>
-                <w:rFonts w:eastAsia="ＭＳ 明朝" w:cs=""/>
-                <w:b w:val="false"/>
-                <w:i w:val="false"/>
-                <w:color w:val="1E1E1E"/>
-                <w:kern w:val="0"/>
-                <w:sz w:val="20"/>
-                <w:szCs w:val="22"/>
-                <w:lang w:val="en-US" w:eastAsia="en-US" w:bidi="ar-SA"/>
-              </w:rPr>
-              <w:t>1.0</w:t>
-            </w:r>
-          </w:p>
-        </w:tc>
-        <w:tc>
-          <w:tcPr>
-            <w:tcW w:w="2436" w:type="dxa"/>
-            <w:tcBorders>
-              <w:top w:val="single" w:sz="4" w:space="0" w:color="E0E0E0"/>
-              <w:left w:val="single" w:sz="4" w:space="0" w:color="E0E0E0"/>
-              <w:bottom w:val="single" w:sz="4" w:space="0" w:color="E0E0E0"/>
-              <w:right w:val="single" w:sz="4" w:space="0" w:color="E0E0E0"/>
-            </w:tcBorders>
-            <w:shd w:color="auto" w:fill="FFFFFF" w:val="clear"/>
-          </w:tcPr>
-          <w:p>
-            <w:pPr>
-              <w:pStyle w:val="Normal"/>
-              <w:widowControl/>
-              <w:spacing w:lineRule="auto" w:line="240" w:before="0" w:after="0"/>
-              <w:jc w:val="left"/>
-              <w:rPr>
-                <w:rFonts w:ascii="Cambria" w:hAnsi="Cambria" w:eastAsia="ＭＳ 明朝" w:cs=""/>
-                <w:kern w:val="0"/>
-                <w:szCs w:val="22"/>
-                <w:lang w:val="en-US" w:eastAsia="en-US" w:bidi="ar-SA"/>
-              </w:rPr>
-            </w:pPr>
-            <w:r>
-              <w:rPr>
-                <w:rFonts w:eastAsia="ＭＳ 明朝" w:cs=""/>
-                <w:b w:val="false"/>
-                <w:i w:val="false"/>
-                <w:color w:val="1E1E1E"/>
-                <w:kern w:val="0"/>
-                <w:sz w:val="20"/>
-                <w:szCs w:val="22"/>
-                <w:lang w:val="en-US" w:eastAsia="en-US" w:bidi="ar-SA"/>
-              </w:rPr>
-              <w:t>April 27, 2026</w:t>
-            </w:r>
-          </w:p>
-        </w:tc>
-        <w:tc>
-          <w:tcPr>
-            <w:tcW w:w="2436" w:type="dxa"/>
-            <w:tcBorders>
-              <w:top w:val="single" w:sz="4" w:space="0" w:color="E0E0E0"/>
-              <w:left w:val="single" w:sz="4" w:space="0" w:color="E0E0E0"/>
-              <w:bottom w:val="single" w:sz="4" w:space="0" w:color="E0E0E0"/>
-              <w:right w:val="single" w:sz="4" w:space="0" w:color="E0E0E0"/>
-            </w:tcBorders>
-            <w:shd w:color="auto" w:fill="FFFFFF" w:val="clear"/>
-          </w:tcPr>
-          <w:p>
-            <w:pPr>
-              <w:pStyle w:val="Normal"/>
-              <w:widowControl/>
-              <w:spacing w:lineRule="auto" w:line="240" w:before="0" w:after="0"/>
-              <w:jc w:val="left"/>
-              <w:rPr>
-                <w:rFonts w:ascii="Cambria" w:hAnsi="Cambria" w:eastAsia="ＭＳ 明朝" w:cs=""/>
-                <w:kern w:val="0"/>
-                <w:szCs w:val="22"/>
-                <w:lang w:val="en-US" w:eastAsia="en-US" w:bidi="ar-SA"/>
-              </w:rPr>
-            </w:pPr>
-            <w:r>
-              <w:rPr>
-                <w:rFonts w:eastAsia="ＭＳ 明朝" w:cs=""/>
-                <w:b w:val="false"/>
-                <w:i w:val="false"/>
-                <w:color w:val="1E1E1E"/>
-                <w:kern w:val="0"/>
-                <w:sz w:val="20"/>
-                <w:szCs w:val="22"/>
-                <w:lang w:val="en-US" w:eastAsia="en-US" w:bidi="ar-SA"/>
-              </w:rPr>
-              <w:t>Nikhil Raut</w:t>
-            </w:r>
-          </w:p>
-        </w:tc>
-        <w:tc>
-          <w:tcPr>
-            <w:tcW w:w="2435" w:type="dxa"/>
-            <w:tcBorders>
-              <w:top w:val="single" w:sz="4" w:space="0" w:color="E0E0E0"/>
-              <w:left w:val="single" w:sz="4" w:space="0" w:color="E0E0E0"/>
-              <w:bottom w:val="single" w:sz="4" w:space="0" w:color="E0E0E0"/>
-              <w:right w:val="single" w:sz="4" w:space="0" w:color="E0E0E0"/>
-            </w:tcBorders>
-            <w:shd w:color="auto" w:fill="FFFFFF" w:val="clear"/>
-          </w:tcPr>
-          <w:p>
-            <w:pPr>
-              <w:pStyle w:val="Normal"/>
-              <w:widowControl/>
-              <w:spacing w:lineRule="auto" w:line="240" w:before="0" w:after="0"/>
-              <w:jc w:val="left"/>
-              <w:rPr>
-                <w:rFonts w:ascii="Cambria" w:hAnsi="Cambria" w:eastAsia="ＭＳ 明朝" w:cs=""/>
-                <w:kern w:val="0"/>
-                <w:szCs w:val="22"/>
-                <w:lang w:val="en-US" w:eastAsia="en-US" w:bidi="ar-SA"/>
-              </w:rPr>
-            </w:pPr>
-            <w:r>
-              <w:rPr>
-                <w:rFonts w:eastAsia="ＭＳ 明朝" w:cs=""/>
-                <w:b w:val="false"/>
-                <w:i w:val="false"/>
-                <w:color w:val="1E1E1E"/>
-                <w:kern w:val="0"/>
-                <w:sz w:val="20"/>
-                <w:szCs w:val="22"/>
-                <w:lang w:val="en-US" w:eastAsia="en-US" w:bidi="ar-SA"/>
-              </w:rPr>
-              <w:t>Initial document created</w:t>
-            </w:r>
-          </w:p>
-        </w:tc>
-      </w:tr>
-      <w:tr>
-        <w:trPr/>
-        <w:tc>
-          <w:tcPr>
-            <w:tcW w:w="2436" w:type="dxa"/>
-            <w:tcBorders>
-              <w:top w:val="single" w:sz="4" w:space="0" w:color="E0E0E0"/>
-              <w:left w:val="single" w:sz="4" w:space="0" w:color="E0E0E0"/>
-              <w:bottom w:val="single" w:sz="4" w:space="0" w:color="E0E0E0"/>
-              <w:right w:val="single" w:sz="4" w:space="0" w:color="E0E0E0"/>
-            </w:tcBorders>
-            <w:shd w:color="auto" w:fill="F9F9F9" w:val="clear"/>
-          </w:tcPr>
-          <w:p>
-            <w:pPr>
-              <w:pStyle w:val="Normal"/>
-              <w:widowControl/>
-              <w:spacing w:lineRule="auto" w:line="240" w:before="0" w:after="0"/>
-              <w:jc w:val="left"/>
-              <w:rPr>
-                <w:rFonts w:ascii="Cambria" w:hAnsi="Cambria" w:eastAsia="ＭＳ 明朝" w:cs=""/>
-                <w:kern w:val="0"/>
-                <w:szCs w:val="22"/>
-                <w:lang w:val="en-US" w:eastAsia="en-US" w:bidi="ar-SA"/>
-              </w:rPr>
-            </w:pPr>
-            <w:r>
-              <w:rPr>
-                <w:rFonts w:eastAsia="ＭＳ 明朝" w:cs=""/>
-                <w:b w:val="false"/>
-                <w:i w:val="false"/>
-                <w:color w:val="1E1E1E"/>
-                <w:kern w:val="0"/>
-                <w:sz w:val="20"/>
-                <w:szCs w:val="22"/>
-                <w:lang w:val="en-US" w:eastAsia="en-US" w:bidi="ar-SA"/>
-              </w:rPr>
-              <w:t>1.1</w:t>
-            </w:r>
-          </w:p>
-        </w:tc>
-        <w:tc>
-          <w:tcPr>
-            <w:tcW w:w="2436" w:type="dxa"/>
-            <w:tcBorders>
-              <w:top w:val="single" w:sz="4" w:space="0" w:color="E0E0E0"/>
-              <w:left w:val="single" w:sz="4" w:space="0" w:color="E0E0E0"/>
-              <w:bottom w:val="single" w:sz="4" w:space="0" w:color="E0E0E0"/>
-              <w:right w:val="single" w:sz="4" w:space="0" w:color="E0E0E0"/>
-            </w:tcBorders>
-            <w:shd w:color="auto" w:fill="F9F9F9" w:val="clear"/>
-          </w:tcPr>
-          <w:p>
-            <w:pPr>
-              <w:pStyle w:val="Normal"/>
-              <w:widowControl/>
-              <w:spacing w:lineRule="auto" w:line="240" w:before="0" w:after="0"/>
-              <w:jc w:val="left"/>
-              <w:rPr>
-                <w:rFonts w:ascii="Cambria" w:hAnsi="Cambria" w:eastAsia="ＭＳ 明朝" w:cs=""/>
-                <w:kern w:val="0"/>
-                <w:szCs w:val="22"/>
-                <w:lang w:val="en-US" w:eastAsia="en-US" w:bidi="ar-SA"/>
-              </w:rPr>
-            </w:pPr>
-            <w:r>
-              <w:rPr>
-                <w:rFonts w:eastAsia="ＭＳ 明朝" w:cs=""/>
-                <w:b w:val="false"/>
-                <w:i w:val="false"/>
-                <w:color w:val="1E1E1E"/>
-                <w:kern w:val="0"/>
-                <w:sz w:val="20"/>
-                <w:szCs w:val="22"/>
-                <w:lang w:val="en-US" w:eastAsia="en-US" w:bidi="ar-SA"/>
-              </w:rPr>
-              <w:t>April 27, 2026</w:t>
-            </w:r>
-          </w:p>
-        </w:tc>
-        <w:tc>
-          <w:tcPr>
-            <w:tcW w:w="2436" w:type="dxa"/>
-            <w:tcBorders>
-              <w:top w:val="single" w:sz="4" w:space="0" w:color="E0E0E0"/>
-              <w:left w:val="single" w:sz="4" w:space="0" w:color="E0E0E0"/>
-              <w:bottom w:val="single" w:sz="4" w:space="0" w:color="E0E0E0"/>
-              <w:right w:val="single" w:sz="4" w:space="0" w:color="E0E0E0"/>
-            </w:tcBorders>
-            <w:shd w:color="auto" w:fill="F9F9F9" w:val="clear"/>
-          </w:tcPr>
-          <w:p>
-            <w:pPr>
-              <w:pStyle w:val="Normal"/>
-              <w:widowControl/>
-              <w:spacing w:lineRule="auto" w:line="240" w:before="0" w:after="0"/>
-              <w:jc w:val="left"/>
-              <w:rPr>
-                <w:rFonts w:ascii="Cambria" w:hAnsi="Cambria" w:eastAsia="ＭＳ 明朝" w:cs=""/>
-                <w:kern w:val="0"/>
-                <w:szCs w:val="22"/>
-                <w:lang w:val="en-US" w:eastAsia="en-US" w:bidi="ar-SA"/>
-              </w:rPr>
-            </w:pPr>
-            <w:r>
-              <w:rPr>
-                <w:rFonts w:eastAsia="ＭＳ 明朝" w:cs=""/>
-                <w:b w:val="false"/>
-                <w:i w:val="false"/>
-                <w:color w:val="1E1E1E"/>
-                <w:kern w:val="0"/>
-                <w:sz w:val="20"/>
-                <w:szCs w:val="22"/>
-                <w:lang w:val="en-US" w:eastAsia="en-US" w:bidi="ar-SA"/>
-              </w:rPr>
-              <w:t>Nikhil Raut</w:t>
-            </w:r>
-          </w:p>
-        </w:tc>
-        <w:tc>
-          <w:tcPr>
-            <w:tcW w:w="2435" w:type="dxa"/>
-            <w:tcBorders>
-              <w:top w:val="single" w:sz="4" w:space="0" w:color="E0E0E0"/>
-              <w:left w:val="single" w:sz="4" w:space="0" w:color="E0E0E0"/>
-              <w:bottom w:val="single" w:sz="4" w:space="0" w:color="E0E0E0"/>
-              <w:right w:val="single" w:sz="4" w:space="0" w:color="E0E0E0"/>
-            </w:tcBorders>
-            <w:shd w:color="auto" w:fill="F9F9F9" w:val="clear"/>
-          </w:tcPr>
-          <w:p>
-            <w:pPr>
-              <w:pStyle w:val="Normal"/>
-              <w:widowControl/>
-              <w:spacing w:lineRule="auto" w:line="240" w:before="0" w:after="0"/>
-              <w:jc w:val="left"/>
-              <w:rPr>
-                <w:rFonts w:ascii="Cambria" w:hAnsi="Cambria" w:eastAsia="ＭＳ 明朝" w:cs=""/>
-                <w:kern w:val="0"/>
-                <w:szCs w:val="22"/>
-                <w:lang w:val="en-US" w:eastAsia="en-US" w:bidi="ar-SA"/>
-              </w:rPr>
-            </w:pPr>
-            <w:r>
-              <w:rPr>
-                <w:rFonts w:eastAsia="ＭＳ 明朝" w:cs=""/>
-                <w:b w:val="false"/>
-                <w:i w:val="false"/>
-                <w:color w:val="1E1E1E"/>
-                <w:kern w:val="0"/>
-                <w:sz w:val="20"/>
-                <w:szCs w:val="22"/>
-                <w:lang w:val="en-US" w:eastAsia="en-US" w:bidi="ar-SA"/>
-              </w:rPr>
-              <w:t>Added escalation matrix, per-incident-type containment steps, GDPR Art.33/34 detail, DPDP Act reference, incident record format, runbook testing schedule</w:t>
-            </w:r>
-          </w:p>
-        </w:tc>
-      </w:tr>
-      <w:tr>
-        <w:trPr/>
-        <w:tc>
-          <w:tcPr>
-            <w:tcW w:w="2436" w:type="dxa"/>
-            <w:tcBorders>
-              <w:top w:val="single" w:sz="4" w:space="0" w:color="E0E0E0"/>
-              <w:left w:val="single" w:sz="4" w:space="0" w:color="E0E0E0"/>
-              <w:bottom w:val="single" w:sz="4" w:space="0" w:color="E0E0E0"/>
-              <w:right w:val="single" w:sz="4" w:space="0" w:color="E0E0E0"/>
-            </w:tcBorders>
-            <w:shd w:color="auto" w:fill="FFFFFF" w:val="clear"/>
-          </w:tcPr>
-          <w:p>
-            <w:pPr>
-              <w:pStyle w:val="Normal"/>
-              <w:widowControl/>
-              <w:spacing w:lineRule="auto" w:line="240" w:before="0" w:after="0"/>
-              <w:jc w:val="left"/>
-              <w:rPr>
-                <w:rFonts w:ascii="Cambria" w:hAnsi="Cambria" w:eastAsia="ＭＳ 明朝" w:cs=""/>
-                <w:kern w:val="0"/>
-                <w:szCs w:val="22"/>
-                <w:lang w:val="en-US" w:eastAsia="en-US" w:bidi="ar-SA"/>
-              </w:rPr>
-            </w:pPr>
-            <w:r>
-              <w:rPr>
-                <w:rFonts w:eastAsia="ＭＳ 明朝" w:cs=""/>
-                <w:b w:val="false"/>
-                <w:i w:val="false"/>
-                <w:color w:val="1E1E1E"/>
-                <w:kern w:val="0"/>
-                <w:sz w:val="20"/>
-                <w:szCs w:val="22"/>
-                <w:lang w:val="en-US" w:eastAsia="en-US" w:bidi="ar-SA"/>
-              </w:rPr>
-              <w:t>1.2</w:t>
-            </w:r>
-          </w:p>
-        </w:tc>
-        <w:tc>
-          <w:tcPr>
-            <w:tcW w:w="2436" w:type="dxa"/>
-            <w:tcBorders>
-              <w:top w:val="single" w:sz="4" w:space="0" w:color="E0E0E0"/>
-              <w:left w:val="single" w:sz="4" w:space="0" w:color="E0E0E0"/>
-              <w:bottom w:val="single" w:sz="4" w:space="0" w:color="E0E0E0"/>
-              <w:right w:val="single" w:sz="4" w:space="0" w:color="E0E0E0"/>
-            </w:tcBorders>
-            <w:shd w:color="auto" w:fill="FFFFFF" w:val="clear"/>
-          </w:tcPr>
-          <w:p>
-            <w:pPr>
-              <w:pStyle w:val="Normal"/>
-              <w:widowControl/>
-              <w:spacing w:lineRule="auto" w:line="240" w:before="0" w:after="0"/>
-              <w:jc w:val="left"/>
-              <w:rPr>
-                <w:rFonts w:ascii="Cambria" w:hAnsi="Cambria" w:eastAsia="ＭＳ 明朝" w:cs=""/>
-                <w:kern w:val="0"/>
-                <w:szCs w:val="22"/>
-                <w:lang w:val="en-US" w:eastAsia="en-US" w:bidi="ar-SA"/>
-              </w:rPr>
-            </w:pPr>
-            <w:r>
-              <w:rPr>
-                <w:rFonts w:eastAsia="ＭＳ 明朝" w:cs=""/>
-                <w:b w:val="false"/>
-                <w:i w:val="false"/>
-                <w:color w:val="1E1E1E"/>
-                <w:kern w:val="0"/>
-                <w:sz w:val="20"/>
-                <w:szCs w:val="22"/>
-                <w:lang w:val="en-US" w:eastAsia="en-US" w:bidi="ar-SA"/>
-              </w:rPr>
-              <w:t>April 27, 2026</w:t>
-            </w:r>
-          </w:p>
-        </w:tc>
-        <w:tc>
-          <w:tcPr>
-            <w:tcW w:w="2436" w:type="dxa"/>
-            <w:tcBorders>
-              <w:top w:val="single" w:sz="4" w:space="0" w:color="E0E0E0"/>
-              <w:left w:val="single" w:sz="4" w:space="0" w:color="E0E0E0"/>
-              <w:bottom w:val="single" w:sz="4" w:space="0" w:color="E0E0E0"/>
-              <w:right w:val="single" w:sz="4" w:space="0" w:color="E0E0E0"/>
-            </w:tcBorders>
-            <w:shd w:color="auto" w:fill="FFFFFF" w:val="clear"/>
-          </w:tcPr>
-          <w:p>
-            <w:pPr>
-              <w:pStyle w:val="Normal"/>
-              <w:widowControl/>
-              <w:spacing w:lineRule="auto" w:line="240" w:before="0" w:after="0"/>
-              <w:jc w:val="left"/>
-              <w:rPr>
-                <w:rFonts w:ascii="Cambria" w:hAnsi="Cambria" w:eastAsia="ＭＳ 明朝" w:cs=""/>
-                <w:kern w:val="0"/>
-                <w:szCs w:val="22"/>
-                <w:lang w:val="en-US" w:eastAsia="en-US" w:bidi="ar-SA"/>
-              </w:rPr>
-            </w:pPr>
-            <w:r>
-              <w:rPr>
-                <w:rFonts w:eastAsia="ＭＳ 明朝" w:cs=""/>
-                <w:b w:val="false"/>
-                <w:i w:val="false"/>
-                <w:color w:val="1E1E1E"/>
-                <w:kern w:val="0"/>
-                <w:sz w:val="20"/>
-                <w:szCs w:val="22"/>
-                <w:lang w:val="en-US" w:eastAsia="en-US" w:bidi="ar-SA"/>
-              </w:rPr>
-              <w:t>Nikhil Raut</w:t>
-            </w:r>
-          </w:p>
-        </w:tc>
-        <w:tc>
-          <w:tcPr>
-            <w:tcW w:w="2435" w:type="dxa"/>
-            <w:tcBorders>
-              <w:top w:val="single" w:sz="4" w:space="0" w:color="E0E0E0"/>
-              <w:left w:val="single" w:sz="4" w:space="0" w:color="E0E0E0"/>
-              <w:bottom w:val="single" w:sz="4" w:space="0" w:color="E0E0E0"/>
-              <w:right w:val="single" w:sz="4" w:space="0" w:color="E0E0E0"/>
-            </w:tcBorders>
-            <w:shd w:color="auto" w:fill="FFFFFF" w:val="clear"/>
-          </w:tcPr>
-          <w:p>
-            <w:pPr>
-              <w:pStyle w:val="Normal"/>
-              <w:widowControl/>
-              <w:spacing w:lineRule="auto" w:line="240" w:before="0" w:after="0"/>
-              <w:jc w:val="left"/>
-              <w:rPr>
-                <w:rFonts w:ascii="Cambria" w:hAnsi="Cambria" w:eastAsia="ＭＳ 明朝" w:cs=""/>
-                <w:kern w:val="0"/>
-                <w:szCs w:val="22"/>
-                <w:lang w:val="en-US" w:eastAsia="en-US" w:bidi="ar-SA"/>
-              </w:rPr>
-            </w:pPr>
-            <w:r>
-              <w:rPr>
-                <w:rFonts w:eastAsia="ＭＳ 明朝" w:cs=""/>
-                <w:b w:val="false"/>
-                <w:i w:val="false"/>
-                <w:color w:val="1E1E1E"/>
-                <w:kern w:val="0"/>
-                <w:sz w:val="20"/>
-                <w:szCs w:val="22"/>
-                <w:lang w:val="en-US" w:eastAsia="en-US" w:bidi="ar-SA"/>
-              </w:rPr>
-              <w:t>Added four new incident type playbooks: AWS/cloud outage, API &amp; endpoint security, CI/CD pipeline, third-party integration. Added Incident Type field to record format.</w:t>
-            </w:r>
-          </w:p>
-        </w:tc>
-      </w:tr>
-    </w:tbl>
-    <w:p>
-      <w:pPr>
-        <w:pStyle w:val="Normal"/>
-        <w:rPr/>
-      </w:pPr>
-      <w:r>
-        <w:rPr/>
-      </w:r>
-    </w:p>
-    <w:p>
-      <w:pPr>
-        <w:pStyle w:val="Normal"/>
-        <w:widowControl/>
-        <w:bidi w:val="0"/>
-        <w:spacing w:lineRule="auto" w:line="276" w:before="0" w:after="200"/>
-        <w:jc w:val="left"/>
-        <w:rPr/>
-      </w:pPr>
-      <w:r>
-        <w:rPr>
-          <w:b w:val="false"/>
+        <w:rPr>
+          <w:b w:val="false"/>
+          <w:b w:val="false"/>
+          <w:i/>
           <w:i/>
           <w:color w:val="646464"/>
           <w:sz w:val="16"/>
         </w:rPr>
-        <w:t>This document is Internal — Confidential. Do not distribute outside the project team without written approval from the Owner.</w:t>
+      </w:pPr>
+      <w:r>
+        <w:rPr>
+          <w:b w:val="false"/>
+          <w:i w:val="false"/>
+          <w:color w:val="1E1E1E"/>
+          <w:sz w:val="20"/>
+        </w:rPr>
+        <w:t>Next scheduled review: July 27, 2026.</w:t>
       </w:r>
     </w:p>
     <w:sectPr>
@@ -6641,6 +6010,7 @@
         </w:tabs>
         <w:ind w:left="1080" w:hanging="360"/>
       </w:pPr>
+      <w:rPr/>
     </w:lvl>
     <w:lvl w:ilvl="2">
       <w:start w:val="1"/>
@@ -6653,6 +6023,7 @@
         </w:tabs>
         <w:ind w:left="1440" w:hanging="360"/>
       </w:pPr>
+      <w:rPr/>
     </w:lvl>
     <w:lvl w:ilvl="3">
       <w:start w:val="1"/>
@@ -6665,6 +6036,7 @@
         </w:tabs>
         <w:ind w:left="1800" w:hanging="360"/>
       </w:pPr>
+      <w:rPr/>
     </w:lvl>
     <w:lvl w:ilvl="4">
       <w:start w:val="1"/>
@@ -6677,6 +6049,7 @@
         </w:tabs>
         <w:ind w:left="2160" w:hanging="360"/>
       </w:pPr>
+      <w:rPr/>
     </w:lvl>
     <w:lvl w:ilvl="5">
       <w:start w:val="1"/>
@@ -6689,6 +6062,7 @@
         </w:tabs>
         <w:ind w:left="2520" w:hanging="360"/>
       </w:pPr>
+      <w:rPr/>
     </w:lvl>
     <w:lvl w:ilvl="6">
       <w:start w:val="1"/>
@@ -6701,6 +6075,7 @@
         </w:tabs>
         <w:ind w:left="2880" w:hanging="360"/>
       </w:pPr>
+      <w:rPr/>
     </w:lvl>
     <w:lvl w:ilvl="7">
       <w:start w:val="1"/>
@@ -6713,6 +6088,7 @@
         </w:tabs>
         <w:ind w:left="3240" w:hanging="360"/>
       </w:pPr>
+      <w:rPr/>
     </w:lvl>
     <w:lvl w:ilvl="8">
       <w:start w:val="1"/>
@@ -6725,6 +6101,7 @@
         </w:tabs>
         <w:ind w:left="3600" w:hanging="360"/>
       </w:pPr>
+      <w:rPr/>
     </w:lvl>
   </w:abstractNum>
   <w:abstractNum w:abstractNumId="2">
@@ -6754,6 +6131,7 @@
         </w:tabs>
         <w:ind w:left="1080" w:hanging="360"/>
       </w:pPr>
+      <w:rPr/>
     </w:lvl>
     <w:lvl w:ilvl="2">
       <w:start w:val="1"/>
@@ -6766,6 +6144,7 @@
         </w:tabs>
         <w:ind w:left="1440" w:hanging="360"/>
       </w:pPr>
+      <w:rPr/>
     </w:lvl>
     <w:lvl w:ilvl="3">
       <w:start w:val="1"/>
@@ -6778,6 +6157,7 @@
         </w:tabs>
         <w:ind w:left="1800" w:hanging="360"/>
       </w:pPr>
+      <w:rPr/>
     </w:lvl>
     <w:lvl w:ilvl="4">
       <w:start w:val="1"/>
@@ -6790,6 +6170,7 @@
         </w:tabs>
         <w:ind w:left="2160" w:hanging="360"/>
       </w:pPr>
+      <w:rPr/>
     </w:lvl>
     <w:lvl w:ilvl="5">
       <w:start w:val="1"/>
@@ -6802,6 +6183,7 @@
         </w:tabs>
         <w:ind w:left="2520" w:hanging="360"/>
       </w:pPr>
+      <w:rPr/>
     </w:lvl>
     <w:lvl w:ilvl="6">
       <w:start w:val="1"/>
@@ -6814,6 +6196,7 @@
         </w:tabs>
         <w:ind w:left="2880" w:hanging="360"/>
       </w:pPr>
+      <w:rPr/>
     </w:lvl>
     <w:lvl w:ilvl="7">
       <w:start w:val="1"/>
@@ -6826,6 +6209,7 @@
         </w:tabs>
         <w:ind w:left="3240" w:hanging="360"/>
       </w:pPr>
+      <w:rPr/>
     </w:lvl>
     <w:lvl w:ilvl="8">
       <w:start w:val="1"/>
@@ -6838,6 +6222,7 @@
         </w:tabs>
         <w:ind w:left="3600" w:hanging="360"/>
       </w:pPr>
+      <w:rPr/>
     </w:lvl>
   </w:abstractNum>
   <w:abstractNum w:abstractNumId="3">
@@ -6867,6 +6252,7 @@
         </w:tabs>
         <w:ind w:left="1080" w:hanging="360"/>
       </w:pPr>
+      <w:rPr/>
     </w:lvl>
     <w:lvl w:ilvl="2">
       <w:start w:val="1"/>
@@ -6879,6 +6265,7 @@
         </w:tabs>
         <w:ind w:left="1440" w:hanging="360"/>
       </w:pPr>
+      <w:rPr/>
     </w:lvl>
     <w:lvl w:ilvl="3">
       <w:start w:val="1"/>
@@ -6891,6 +6278,7 @@
         </w:tabs>
         <w:ind w:left="1800" w:hanging="360"/>
       </w:pPr>
+      <w:rPr/>
     </w:lvl>
     <w:lvl w:ilvl="4">
       <w:start w:val="1"/>
@@ -6903,6 +6291,7 @@
         </w:tabs>
         <w:ind w:left="2160" w:hanging="360"/>
       </w:pPr>
+      <w:rPr/>
     </w:lvl>
     <w:lvl w:ilvl="5">
       <w:start w:val="1"/>
@@ -6915,6 +6304,7 @@
         </w:tabs>
         <w:ind w:left="2520" w:hanging="360"/>
       </w:pPr>
+      <w:rPr/>
     </w:lvl>
     <w:lvl w:ilvl="6">
       <w:start w:val="1"/>
@@ -6927,6 +6317,7 @@
         </w:tabs>
         <w:ind w:left="2880" w:hanging="360"/>
       </w:pPr>
+      <w:rPr/>
     </w:lvl>
     <w:lvl w:ilvl="7">
       <w:start w:val="1"/>
@@ -6939,6 +6330,7 @@
         </w:tabs>
         <w:ind w:left="3240" w:hanging="360"/>
       </w:pPr>
+      <w:rPr/>
     </w:lvl>
     <w:lvl w:ilvl="8">
       <w:start w:val="1"/>
@@ -6951,6 +6343,7 @@
         </w:tabs>
         <w:ind w:left="3600" w:hanging="360"/>
       </w:pPr>
+      <w:rPr/>
     </w:lvl>
   </w:abstractNum>
   <w:abstractNum w:abstractNumId="4">
@@ -6978,6 +6371,7 @@
         </w:tabs>
         <w:ind w:left="1080" w:hanging="360"/>
       </w:pPr>
+      <w:rPr/>
     </w:lvl>
     <w:lvl w:ilvl="2">
       <w:start w:val="1"/>
@@ -6990,6 +6384,7 @@
         </w:tabs>
         <w:ind w:left="1440" w:hanging="360"/>
       </w:pPr>
+      <w:rPr/>
     </w:lvl>
     <w:lvl w:ilvl="3">
       <w:start w:val="1"/>
@@ -7002,6 +6397,7 @@
         </w:tabs>
         <w:ind w:left="1800" w:hanging="360"/>
       </w:pPr>
+      <w:rPr/>
     </w:lvl>
     <w:lvl w:ilvl="4">
       <w:start w:val="1"/>
@@ -7014,6 +6410,7 @@
         </w:tabs>
         <w:ind w:left="2160" w:hanging="360"/>
       </w:pPr>
+      <w:rPr/>
     </w:lvl>
     <w:lvl w:ilvl="5">
       <w:start w:val="1"/>
@@ -7026,6 +6423,7 @@
         </w:tabs>
         <w:ind w:left="2520" w:hanging="360"/>
       </w:pPr>
+      <w:rPr/>
     </w:lvl>
     <w:lvl w:ilvl="6">
       <w:start w:val="1"/>
@@ -7038,6 +6436,7 @@
         </w:tabs>
         <w:ind w:left="2880" w:hanging="360"/>
       </w:pPr>
+      <w:rPr/>
     </w:lvl>
     <w:lvl w:ilvl="7">
       <w:start w:val="1"/>
@@ -7050,6 +6449,7 @@
         </w:tabs>
         <w:ind w:left="3240" w:hanging="360"/>
       </w:pPr>
+      <w:rPr/>
     </w:lvl>
     <w:lvl w:ilvl="8">
       <w:start w:val="1"/>
@@ -7062,6 +6462,7 @@
         </w:tabs>
         <w:ind w:left="3600" w:hanging="360"/>
       </w:pPr>
+      <w:rPr/>
     </w:lvl>
   </w:abstractNum>
   <w:abstractNum w:abstractNumId="5">
@@ -7089,6 +6490,7 @@
         </w:tabs>
         <w:ind w:left="1080" w:hanging="360"/>
       </w:pPr>
+      <w:rPr/>
     </w:lvl>
     <w:lvl w:ilvl="2">
       <w:start w:val="1"/>
@@ -7101,6 +6503,7 @@
         </w:tabs>
         <w:ind w:left="1440" w:hanging="360"/>
       </w:pPr>
+      <w:rPr/>
     </w:lvl>
     <w:lvl w:ilvl="3">
       <w:start w:val="1"/>
@@ -7113,6 +6516,7 @@
         </w:tabs>
         <w:ind w:left="1800" w:hanging="360"/>
       </w:pPr>
+      <w:rPr/>
     </w:lvl>
     <w:lvl w:ilvl="4">
       <w:start w:val="1"/>
@@ -7125,6 +6529,7 @@
         </w:tabs>
         <w:ind w:left="2160" w:hanging="360"/>
       </w:pPr>
+      <w:rPr/>
     </w:lvl>
     <w:lvl w:ilvl="5">
       <w:start w:val="1"/>
@@ -7137,6 +6542,7 @@
         </w:tabs>
         <w:ind w:left="2520" w:hanging="360"/>
       </w:pPr>
+      <w:rPr/>
     </w:lvl>
     <w:lvl w:ilvl="6">
       <w:start w:val="1"/>
@@ -7149,6 +6555,7 @@
         </w:tabs>
         <w:ind w:left="2880" w:hanging="360"/>
       </w:pPr>
+      <w:rPr/>
     </w:lvl>
     <w:lvl w:ilvl="7">
       <w:start w:val="1"/>
@@ -7161,6 +6568,7 @@
         </w:tabs>
         <w:ind w:left="3240" w:hanging="360"/>
       </w:pPr>
+      <w:rPr/>
     </w:lvl>
     <w:lvl w:ilvl="8">
       <w:start w:val="1"/>
@@ -7173,6 +6581,7 @@
         </w:tabs>
         <w:ind w:left="3600" w:hanging="360"/>
       </w:pPr>
+      <w:rPr/>
     </w:lvl>
   </w:abstractNum>
   <w:abstractNum w:abstractNumId="6">
@@ -7200,6 +6609,7 @@
         </w:tabs>
         <w:ind w:left="1080" w:hanging="360"/>
       </w:pPr>
+      <w:rPr/>
     </w:lvl>
     <w:lvl w:ilvl="2">
       <w:start w:val="1"/>
@@ -7212,6 +6622,7 @@
         </w:tabs>
         <w:ind w:left="1440" w:hanging="360"/>
       </w:pPr>
+      <w:rPr/>
     </w:lvl>
     <w:lvl w:ilvl="3">
       <w:start w:val="1"/>
@@ -7224,6 +6635,7 @@
         </w:tabs>
         <w:ind w:left="1800" w:hanging="360"/>
       </w:pPr>
+      <w:rPr/>
     </w:lvl>
     <w:lvl w:ilvl="4">
       <w:start w:val="1"/>
@@ -7236,6 +6648,7 @@
         </w:tabs>
         <w:ind w:left="2160" w:hanging="360"/>
       </w:pPr>
+      <w:rPr/>
     </w:lvl>
     <w:lvl w:ilvl="5">
       <w:start w:val="1"/>
@@ -7248,6 +6661,7 @@
         </w:tabs>
         <w:ind w:left="2520" w:hanging="360"/>
       </w:pPr>
+      <w:rPr/>
     </w:lvl>
     <w:lvl w:ilvl="6">
       <w:start w:val="1"/>
@@ -7260,6 +6674,7 @@
         </w:tabs>
         <w:ind w:left="2880" w:hanging="360"/>
       </w:pPr>
+      <w:rPr/>
     </w:lvl>
     <w:lvl w:ilvl="7">
       <w:start w:val="1"/>
@@ -7272,6 +6687,7 @@
         </w:tabs>
         <w:ind w:left="3240" w:hanging="360"/>
       </w:pPr>
+      <w:rPr/>
     </w:lvl>
     <w:lvl w:ilvl="8">
       <w:start w:val="1"/>
@@ -7284,6 +6700,7 @@
         </w:tabs>
         <w:ind w:left="3600" w:hanging="360"/>
       </w:pPr>
+      <w:rPr/>
     </w:lvl>
   </w:abstractNum>
   <w:abstractNum w:abstractNumId="7">
@@ -7591,6 +7008,7 @@
     <w:rsid w:val="00fc693f"/>
     <w:pPr>
       <w:widowControl/>
+      <w:suppressAutoHyphens w:val="true"/>
       <w:bidi w:val="0"/>
       <w:spacing w:lineRule="auto" w:line="276" w:before="0" w:after="200"/>
       <w:jc w:val="left"/>
@@ -8283,6 +7701,7 @@
     <w:rsid w:val="00fc693f"/>
     <w:pPr>
       <w:widowControl/>
+      <w:suppressAutoHyphens w:val="true"/>
       <w:bidi w:val="0"/>
       <w:spacing w:lineRule="auto" w:line="240" w:before="0" w:after="0"/>
       <w:jc w:val="left"/>
@@ -8381,24 +7800,29 @@
       <w:szCs w:val="16"/>
     </w:rPr>
   </w:style>
-  <w:style w:type="paragraph" w:styleId="List2">
+  <w:style w:type="paragraph" w:styleId="ListBullet3">
     <w:name w:val="List Bullet 3"/>
     <w:basedOn w:val="Normal"/>
     <w:uiPriority w:val="99"/>
     <w:unhideWhenUsed/>
+    <w:qFormat/>
     <w:rsid w:val="00326f90"/>
     <w:pPr>
+      <w:numPr>
+        <w:ilvl w:val="0"/>
+        <w:numId w:val="3"/>
+      </w:numPr>
       <w:spacing w:before="0" w:after="200"/>
-      <w:ind w:left="720" w:hanging="360"/>
       <w:contextualSpacing/>
     </w:pPr>
     <w:rPr/>
   </w:style>
-  <w:style w:type="paragraph" w:styleId="List3">
+  <w:style w:type="paragraph" w:styleId="ListBullet4">
     <w:name w:val="List Bullet 4"/>
     <w:basedOn w:val="Normal"/>
     <w:uiPriority w:val="99"/>
     <w:unhideWhenUsed/>
+    <w:qFormat/>
     <w:rsid w:val="00326f90"/>
     <w:pPr>
       <w:spacing w:before="0" w:after="200"/>
@@ -8435,23 +7859,6 @@
       <w:numPr>
         <w:ilvl w:val="0"/>
         <w:numId w:val="2"/>
-      </w:numPr>
-      <w:spacing w:before="0" w:after="200"/>
-      <w:contextualSpacing/>
-    </w:pPr>
-    <w:rPr/>
-  </w:style>
-  <w:style w:type="paragraph" w:styleId="ListBullet3">
-    <w:name w:val="List Bullet 3"/>
-    <w:basedOn w:val="Normal"/>
-    <w:uiPriority w:val="99"/>
-    <w:unhideWhenUsed/>
-    <w:qFormat/>
-    <w:rsid w:val="00326f90"/>
-    <w:pPr>
-      <w:numPr>
-        <w:ilvl w:val="0"/>
-        <w:numId w:val="3"/>
       </w:numPr>
       <w:spacing w:before="0" w:after="200"/>
       <w:contextualSpacing/>
@@ -8570,6 +7977,7 @@
         <w:tab w:val="left" w:pos="3456" w:leader="none"/>
         <w:tab w:val="left" w:pos="4032" w:leader="none"/>
       </w:tabs>
+      <w:suppressAutoHyphens w:val="true"/>
       <w:bidi w:val="0"/>
       <w:spacing w:lineRule="auto" w:line="276" w:before="0" w:after="200"/>
       <w:jc w:val="left"/>
